--- a/ex02.docx
+++ b/ex02.docx
@@ -22,8 +22,11 @@
         <w:textAlignment w:val="auto"/>
         <w:rPr>
           <w:rFonts w:hint="default" w:ascii="Arial" w:hAnsi="Arial" w:cs="Arial"/>
+          <w:b/>
+          <w:bCs/>
         </w:rPr>
       </w:pPr>
+      <w:bookmarkStart w:id="0" w:name="_GoBack"/>
       <w:r>
         <w:rPr>
           <w:rFonts w:hint="default" w:ascii="Arial" w:hAnsi="Arial" w:eastAsia="Times New Roman" w:cs="Arial"/>
@@ -36,6 +39,7 @@
         <w:t>BÀI TẬP: USER STORY, ACCEPTANCE CRITERIA VÀ THẺ TRELLO – RIKKEICARE</w:t>
       </w:r>
     </w:p>
+    <w:bookmarkEnd w:id="0"/>
     <w:p>
       <w:pPr>
         <w:pStyle w:val="2"/>
@@ -1049,8 +1053,6 @@
                 <w:rFonts w:hint="default" w:ascii="Arial" w:hAnsi="Arial" w:cs="Arial"/>
               </w:rPr>
             </w:pPr>
-            <w:bookmarkStart w:id="0" w:name="_GoBack"/>
-            <w:bookmarkEnd w:id="0"/>
             <w:r>
               <w:rPr>
                 <w:rFonts w:hint="default" w:ascii="Arial" w:hAnsi="Arial" w:eastAsia="Times New Roman" w:cs="Arial"/>
